--- a/templates/openagreements-cc-by-4.0/openagreements-restrictive-covenant-vermont/template.fill.docx
+++ b/templates/openagreements-cc-by-4.0/openagreements-restrictive-covenant-vermont/template.fill.docx
@@ -1319,7 +1319,7 @@
         <w:t xml:space="preserve">“Protected Interests”</w:t>
       </w:r>
       <w:r>
-        <w:t xml:space="preserve"> means the legitimate business interests a Vermont covenant may protect under the Andrus reasonableness rule, namely Employer's Confidential Information, Employer's trade secrets as defined by the Vermont Trade Secrets Act (9 V.S.A. §§ 4601–4609), and Employer's goodwill in its customer, vendor, referral-source, and business-partner relationships, which Vermont recognizes as protectable interests broader than trade secrets and confidential customer information (Sys. &amp; Software, Inc. v. Barnes, 2005 VT 95, ¶ 5), but not Employer's interest in avoiding ordinary competition.</w:t>
+        <w:t xml:space="preserve"> means Employer's Confidential Information, Employer's trade secrets as defined by the Vermont Trade Secrets Act (9 V.S.A. §§ 4601–4609), and Employer's goodwill in its customer, vendor, referral-source, and business-partner relationships, but not Employer's interest in avoiding ordinary competition.</w:t>
       </w:r>
     </w:p>
     <w:p>
@@ -1432,7 +1432,7 @@
         <w:ind w:left="720"/>
       </w:pPr>
       <w:r>
-        <w:t xml:space="preserve">Employer and Employee acknowledge that each restrictive covenant in this agreement is intended to protect one or more of Employer's Protected Interests and to impose no restraint greater than is required for that protection. Vermont has no general non-compete statute; enforceability is governed by the common-law reasonableness rule of Vermont Electric Supply Co. v. Andrus, 132 Vt. 195, 315 A.2d 456 (1974), under which enforcement will be ordered unless the agreement is contrary to public policy, unnecessary for protection of the employer, or unnecessarily restrictive of the rights of the employee, with due regard to the subject matter of the contract and the circumstances of performance. Vermont courts frame that test through Restatement (Second) of Contracts § 188(1), which makes a restraint unreasonable if it is greater than is needed to protect the employer's legitimate interest or if that need is outweighed by the hardship to the employee and the likely injury to the public, and they proceed with caution when asked to enforce covenants against competitive employment (Sys. &amp; Software, Inc. v. Barnes, 2005 VT 95, 178 Vt. 389, 886 A.2d 762). The parties acknowledge that each covenant is meant to guard Employer's Confidential Information, trade secrets, and customer goodwill and not to eliminate ordinary competition, and that Employer would not provide Employee with access to these Protected Interests absent the protections in this agreement. Each covenant is intended to be reasonable in time, territory, and scope, to impose no undue hardship on Employee, and to cause no injury to the public.</w:t>
+        <w:t xml:space="preserve">Employer and Employee acknowledge that each restrictive covenant in this agreement is intended to protect one or more of Employer's Protected Interests and to impose no restraint greater than is required for that protection. The parties acknowledge that each covenant is meant to guard Employer's Confidential Information, trade secrets, and customer goodwill and not to eliminate ordinary competition, and that Employer would not provide Employee with access to these Protected Interests absent the protections in this agreement. Each covenant is intended to be reasonable in time, territory, and scope, to impose no undue hardship on Employee, and to cause no injury to the public.</w:t>
       </w:r>
     </w:p>
     <w:p>
@@ -1461,7 +1461,7 @@
         <w:ind w:left="720"/>
       </w:pPr>
       <w:r>
-        <w:t xml:space="preserve">The parties acknowledge that this agreement is supported by adequate consideration. If Employee is an existing at-will employee, the parties agree that continued employment alone is sufficient consideration to support the covenants in this agreement, because Vermont adopts the majority rule that continued employment alone is sufficient consideration to support a covenant not to compete entered into during an at-will employment relationship (Summits 7, Inc. v. Kelly, 2005 VT 97, ¶ 18, 178 Vt. 396, 886 A.2d 365); no separate payment, raise, or promotion is required as a matter of doctrine. If this agreement is signed at the outset of employment, the offer and commencement of employment is the consideration. Employee acknowledges having had the opportunity to consult with independent legal counsel before signing this agreement. Employee acknowledges that the restrictions in this agreement are reasonable and necessary to protect Employer's Protected Interests, and understands that adequate consideration establishes only that the covenants are supported, not that they are reasonable — each covenant must independently satisfy the Andrus reasonableness test on time, territory, and scope, and the employer bears the burden of proving the reasonable necessity of the restrictive covenant (Summits 7, ¶ 14). This agreement is effective as of the Effective Date listed in Cover Terms.</w:t>
+        <w:t xml:space="preserve">The parties acknowledge that this agreement is supported by adequate consideration. If Employee is an existing at-will employee, the parties agree that continued employment alone is sufficient consideration to support the covenants in this agreement; no separate payment, raise, or promotion is required. If this agreement is signed at the outset of employment, the offer and commencement of employment is the consideration. Employee acknowledges having had the opportunity to consult with independent legal counsel before signing this agreement. Employee acknowledges that the restrictions in this agreement are reasonable and necessary to protect Employer's Protected Interests, and that adequate consideration establishes only that the covenants are supported, not that they are reasonable — each covenant must independently be reasonable in time, territory, and scope. This agreement is effective as of the Effective Date listed in Cover Terms.</w:t>
       </w:r>
     </w:p>
     <w:p>
@@ -1490,7 +1490,7 @@
         <w:ind w:left="720"/>
       </w:pPr>
       <w:r>
-        <w:t xml:space="preserve">Employee must treat all Confidential Information as strictly confidential. Employee must not use or disclose Confidential Information except as required to perform authorized job duties or with Employer's prior written consent. Employee's obligations regarding trade secrets continue in perpetuity, for as long as the information remains a trade secret. Employee's obligations regarding other Confidential Information continue for the period specified in Cover Terms. Trade secrets are protected under Vermont law, including the Vermont Trade Secrets Act, 9 V.S.A. §§ 4601–4609, under which a court may enjoin actual or threatened misappropriation of a trade secret, and an injunction is terminated when the trade secret ceases to exist but may be continued for an additional reasonable period to eliminate commercial advantage that otherwise would be derived from the misappropriation (9 V.S.A. § 4602(a)). This confidentiality obligation is intended to operate alongside, and independent of, any restrictive covenant, and does not restrict Employee's use of the general knowledge, skill, and experience Employee acquired during employment.</w:t>
+        <w:t xml:space="preserve">Employee must treat all Confidential Information as strictly confidential. Employee must not use or disclose Confidential Information except as required to perform authorized job duties or with Employer's prior written consent. Employee's obligations regarding trade secrets continue in perpetuity, for as long as the information remains a trade secret. Employee's obligations regarding other Confidential Information continue for the period specified in Cover Terms. This confidentiality obligation is intended to operate alongside, and independent of, any restrictive covenant, and does not restrict Employee's use of the general knowledge, skill, and experience Employee acquired during employment.</w:t>
       </w:r>
     </w:p>
     <w:p>
@@ -1548,7 +1548,7 @@
         <w:ind w:left="720"/>
       </w:pPr>
       <w:r>
-        <w:t xml:space="preserve">Upon termination of employment, Employee must promptly return to Employer all documents, devices, files, credentials, and other materials containing or relating to Confidential Information. Where permitted, Employee must permanently delete electronic copies of Confidential Information from personal devices and accounts. Employee must certify compliance with this section in writing upon Employer's request. The parties intend that these return, deletion, and certification mechanics reduce the risk of actual or threatened misappropriation and give Employer conduct-specific proof if injunctive relief is ever needed under the Vermont Trade Secrets Act, 9 V.S.A. § 4602(a).</w:t>
+        <w:t xml:space="preserve">Upon termination of employment, Employee must promptly return to Employer all documents, devices, files, credentials, and other materials containing or relating to Confidential Information. Where permitted, Employee must permanently delete electronic copies of Confidential Information from personal devices and accounts. Employee must certify compliance with this section in writing upon Employer's request.</w:t>
       </w:r>
     </w:p>
     <w:p>
@@ -1582,7 +1582,7 @@
         <w:ind w:left="720"/>
       </w:pPr>
       <w:r>
-        <w:t xml:space="preserve">During the Restricted Period, Employee must not Solicit, recruit, hire, or attempt to hire any Covered Employee. This restriction does not prohibit Employee from providing a professional reference upon request or from hiring a person who responds to a general advertisement not directed specifically at Employer's employees. As the lightest restraint in this agreement, this covenant is analyzed under the Andrus reasonableness rule and reaches only Covered Employees during the Restricted Period, no broader than necessary to protect Employer's workforce stability and goodwill. The parties acknowledge that where a hiring restraint operates between businesses — such as a franchisor no-poach provision — it may be policed outside the common-law covenant framework by state enforcement authorities.</w:t>
+        <w:t xml:space="preserve">During the Restricted Period, Employee must not Solicit, recruit, hire, or attempt to hire any Covered Employee. This restriction does not prohibit Employee from providing a professional reference upon request or from hiring a person who responds to a general advertisement not directed specifically at Employer's employees. This covenant reaches only Covered Employees during the Restricted Period and is no broader than necessary to protect Employer's workforce stability and goodwill.</w:t>
       </w:r>
     </w:p>
     <w:p>
@@ -1621,7 +1621,7 @@
         <w:ind w:left="720"/>
       </w:pPr>
       <w:r>
-        <w:t xml:space="preserve">During the Restricted Period, Employee must not Solicit the business of any Covered Customer. Vermont courts analyze this customer non-solicitation covenant under the Andrus reasonableness rule (Vermont Electric Supply Co. v. Andrus, 132 Vt. 195, 315 A.2d 456 (1974)); it reaches only Covered Customers with whom Employee had material contact and is no broader than necessary to protect Employer's goodwill in its customer relationships, which Vermont recognizes as a protectable interest broader than trade secrets and confidential customer information (Sys. &amp; Software, Inc. v. Barnes, 2005 VT 95, ¶ 5). This covenant maps directly onto Employer's customer-goodwill interest and, together with the confidentiality and trade-secret protections in this agreement, is often a stronger and more readily enforceable protection than a broad non-compete.</w:t>
+        <w:t xml:space="preserve">During the Restricted Period, Employee must not Solicit the business of any Covered Customer. This covenant reaches only Covered Customers with whom Employee had material contact and is no broader than necessary to protect Employer's goodwill in its customer relationships.</w:t>
       </w:r>
     </w:p>
     <w:p>
@@ -1660,7 +1660,7 @@
         <w:ind w:left="720"/>
       </w:pPr>
       <w:r>
-        <w:t xml:space="preserve">During the Restricted Period, Employee must not accept, service, or do business with any Covered Customer, regardless of whether Employee or the Covered Customer first initiated contact. This restriction is broader than non-solicitation because it applies even if the Covered Customer approaches Employee, and because it presses harder on both prongs of the Restatement framing adopted in Barnes — more restraint than the interest needs, and more hardship and public injury on the other side of the scale — it is sized tightly to the goodwill it protects and reaches only Covered Customers with whom Employee had material contact.</w:t>
+        <w:t xml:space="preserve">During the Restricted Period, Employee must not accept, service, or do business with any Covered Customer, regardless of whether Employee or the Covered Customer first initiated contact. This restriction is broader than non-solicitation because it applies even if the Covered Customer approaches Employee; it is limited to the goodwill it protects and reaches only Covered Customers with whom Employee had material contact.</w:t>
       </w:r>
     </w:p>
     <w:p>
@@ -1699,7 +1699,7 @@
         <w:ind w:left="720"/>
       </w:pPr>
       <w:r>
-        <w:t xml:space="preserve">During the Restricted Period, Employee must not engage in, be employed by, consult for, or have an active ownership interest in any Competitive Business within the Restricted Territory. This covenant exists to protect Employer's Protected Interests — its Confidential Information, trade secrets, and customer goodwill — and not to restrain ordinary competition. Consistent with the Andrus reasonableness rule and its Restatement (Second) of Contracts § 188(1) framing in Barnes, the parties intend this covenant to be no greater than is needed to protect Employer's legitimate interest, to impose no undue hardship on Employee, and to cause no injury to the public, with its time and territory sized to Employee's actual role and Employer's actual market and, as Roy's Orthopedic (1982) requires, tied to a determinable place. If Employer has identified specific competitors in Cover Terms under Specified Competitors, the parties intend this covenant to be understood and, if necessary, enforced as limited to those named competitors, because a restraint bound to named competitors is strong evidence that it is no greater than required. Passive Public Holdings are permitted.</w:t>
+        <w:t xml:space="preserve">During the Restricted Period, Employee must not engage in, be employed by, consult for, or have an active ownership interest in any Competitive Business within the Restricted Territory. This covenant exists to protect Employer's Protected Interests — its Confidential Information, trade secrets, and customer goodwill — and not to restrain ordinary competition. The parties intend this covenant to be no greater than is needed to protect Employer's legitimate interest, to impose no undue hardship on Employee, and to cause no injury to the public, with its time and territory sized to Employee's actual role and Employer's actual market and tied to a determinable place. If Employer has identified specific competitors in Cover Terms under Specified Competitors, the parties intend this covenant to be understood and, if necessary, enforced as limited to those named competitors. Passive Public Holdings are permitted.</w:t>
       </w:r>
     </w:p>
     <w:p>
@@ -1738,7 +1738,7 @@
         <w:ind w:left="720"/>
       </w:pPr>
       <w:r>
-        <w:t xml:space="preserve">During the Restricted Period, Employee must not acquire or hold any active ownership interest in, serve as a director, officer, manager, or advisor to, or have material economic participation in any Competitive Business. This restriction primarily targets active or material ownership in private competitors. Because this covenant restrains active roles at and material participation in a Competitive Business, it is a post-employment restraint analyzed under the Andrus reasonableness rule and is drawn no broader than necessary to protect Employer's Protected Interests. Passive Public Holdings are permitted.</w:t>
+        <w:t xml:space="preserve">During the Restricted Period, Employee must not acquire or hold any active ownership interest in, serve as a director, officer, manager, or advisor to, or have material economic participation in any Competitive Business. This restriction primarily targets active or material ownership in private competitors. Because this covenant restrains active roles at and material participation in a Competitive Business, it is drawn no broader than necessary to protect Employer's Protected Interests. Passive Public Holdings are permitted.</w:t>
       </w:r>
     </w:p>
     <w:p>
@@ -1801,7 +1801,7 @@
         <w:ind w:left="720"/>
       </w:pPr>
       <w:r>
-        <w:t xml:space="preserve">If Employee is a licensed healthcare professional, any covenant in this agreement restraining Employee from practicing is drafted against the same Andrus reasonableness test that governs every other Vermont covenant, and not as a categorically prohibited restraint. As of the drafting of this template, Vermont has no enacted statute banning healthcare non-competes; a physician or other healthcare-professional covenant runs through the reasonableness test, and the employer carries the same burden of proving reasonable necessity, with the public-interest prong weighing patient access and continuity of care. Accordingly, any healthcare-professional covenant in this agreement is intended to use a narrow radius and a short term, to preserve patient access and continuity of care, and to be enforced only to the extent it survives the Andrus reasonableness rule. This agreement does not assume any pending legislation; the parties acknowledge that legislation affecting healthcare-professional covenants may be enacted and that this section should be re-reviewed on any such enactment.</w:t>
+        <w:t xml:space="preserve">If Employee is a licensed healthcare professional, any covenant in this agreement restraining Employee from practicing is intended to use a narrow radius and a short term to preserve patient access and continuity of care, and applies only to the extent it is reasonable in time, territory, and scope.</w:t>
       </w:r>
     </w:p>
     <w:p>
@@ -1859,7 +1859,7 @@
         <w:ind w:left="720"/>
       </w:pPr>
       <w:r>
-        <w:t xml:space="preserve">Employer may disclose the existence and terms of this agreement to any prospective employer or business associate of Employee if Employer has a reasonable belief that Employee may breach this agreement. Employee consents to this disclosure. Employer acknowledges that a notice built on a covenant that later fails the Andrus reasonableness analysis may expose Employer to a claim, and that it should condition any such notice on a restraint it is prepared to defend as consistent with public policy, necessary for its protection, and no more restrictive of Employee than that protection requires.</w:t>
+        <w:t xml:space="preserve">Employer may disclose the existence and terms of this agreement to any prospective employer or business associate of Employee if Employer has a reasonable belief that Employee may breach this agreement. Employee consents to this disclosure.</w:t>
       </w:r>
     </w:p>
     <w:p>
@@ -1888,7 +1888,7 @@
         <w:ind w:left="720"/>
       </w:pPr>
       <w:r>
-        <w:t xml:space="preserve">If Employee breaches any restrictive covenant in this agreement, the parties intend that the Restricted Period for that covenant be extended by one day for each day of the breach, so that the full duration of the restriction runs from the date the breach ends. The parties acknowledge that Vermont law does not supply this extension by default: the Vermont Supreme Court has refused to extend a covenant's time period after litigation delay ran out the clock, holding that the term of the noncompetition agreement was a matter of contract between the parties and that the court will construe contracts but will not make them for the parties, and it declined to recharacterize the extension as a postponed commencement date (Roy's Orthopedic, Inc. v. Lavigne, 145 Vt. 324, 487 A.2d 173 (1985)). This express tolling term is therefore stated in the contract itself rather than left to a court to imply, and any such extension is itself a restraint that must remain reasonable and bounded under the Andrus rule; the parties do not intend an open-ended or indefinite extension.</w:t>
+        <w:t xml:space="preserve">If Employee breaches any restrictive covenant in this agreement, the parties intend that the Restricted Period for that covenant be extended by one day for each day of the breach, so that the full duration of the restriction runs from the date the breach ends. Any such extension is itself a restraint, is limited to what remains reasonable in time, and is not intended to be open-ended or indefinite.</w:t>
       </w:r>
     </w:p>
     <w:p>
@@ -1917,7 +1917,7 @@
         <w:ind w:left="720"/>
       </w:pPr>
       <w:r>
-        <w:t xml:space="preserve">Employee acknowledges that a breach of this agreement may cause Employer irreparable harm for which money damages would be inadequate. Employer may seek injunctive or other equitable relief in addition to any other remedies available at law, including relief under the Vermont Trade Secrets Act, 9 V.S.A. § 4602(a), under which actual or threatened misappropriation of a trade secret may be enjoined independent of any covenant. The parties acknowledge that this statutory standard demands conduct- or threat-specific proof of actual or threatened misappropriation and does not follow from the bare fact that Employee has taken a new position, and that Vermont has not adopted inevitable disclosure as a standalone basis for enjoining a former employee. Any fee-shifting the parties add should be mutual and prevailing-party based; absent an express provision, the American Rule applies and each party bears its own attorney fees and costs.</w:t>
+        <w:t xml:space="preserve">Employee acknowledges that a breach of this agreement may cause Employer irreparable harm for which money damages would be inadequate. Employer may seek injunctive or other equitable relief in addition to any other remedies available at law, including any remedy available under applicable trade-secret law for actual or threatened misappropriation of a trade secret.</w:t>
       </w:r>
     </w:p>
     <w:p>
@@ -1946,7 +1946,7 @@
         <w:ind w:left="720"/>
       </w:pPr>
       <w:r>
-        <w:t xml:space="preserve">If any provision of this agreement is found to be unenforceable, the remaining provisions remain in full force and effect. Each restrictive covenant in this agreement is intended to be independently enforceable, so that a court's refusal to enforce one covenant does not affect the others. The parties intend this severability clause to operate as a backstop and not as a strategy for judicial narrowing: each covenant is drafted to a defensible scope, geography, and duration at the outset rather than in reliance on a court trimming an overbroad restraint.</w:t>
+        <w:t xml:space="preserve">If any provision of this agreement is found to be unenforceable, the remaining provisions remain in full force and effect. Each restrictive covenant in this agreement is intended to be independently enforceable, so that a court's refusal to enforce one covenant does not affect the others.</w:t>
       </w:r>
     </w:p>
     <w:p>
@@ -1975,7 +1975,7 @@
         <w:ind w:left="720"/>
       </w:pPr>
       <w:r>
-        <w:t xml:space="preserve">Vermont law on judicial narrowing of an overbroad covenant is unsettled, and this agreement does not rely on a court to rescue an overbroad restraint. The conservative anchor is Roy's Orthopedic, Inc. v. Lavigne, 145 Vt. 324, 487 A.2d 173 (1985): the term of the noncompetition agreement is a matter of contract between the parties, and the court will construe contracts but will not make them for the parties. The contrary signal is dicta only — Summits 7, Inc. v. Kelly, 2005 VT 97, ¶ 23, observes that most modern courts agree a trial court can enforce restrictive covenants to the extent they are reasonable, and A.N. Deringer, Inc. v. Strough, 103 F.3d 243, 247-48 (2d Cir. 1996), predicted that Vermont would permit enforcement of a defective restrictive covenant to the limit of its validity. Because neither strand gives the parties a narrowing right to rely on, each restrictive covenant in this agreement is drawn as a tiered, severable, reasonable restraint sized to the Protected Interests from the start and is intended to be enforceable as written. If any restraint is nonetheless found overbroad, Employer requests that the covenant be enforced to the extent reasonable to the degree Vermont law permits; the parties do not treat that request as a substitute for drafting within a defensible scope.</w:t>
+        <w:t xml:space="preserve">Each restrictive covenant in this agreement is drawn as a tiered, severable, reasonable restraint sized to the Protected Interests and is intended to be enforceable as written. If any restraint is nonetheless found overbroad, Employer requests that the covenant be enforced to the extent reasonable to the degree Vermont law permits.</w:t>
       </w:r>
     </w:p>
     <w:p>
@@ -2004,7 +2004,7 @@
         <w:ind w:left="720"/>
       </w:pPr>
       <w:r>
-        <w:t xml:space="preserve">Each restrictive covenant in this agreement survives the termination of Employee's employment for the Restricted Period specified in Cover Terms. Obligations under the Confidential Information and Trade Secret Protection section survive indefinitely to the extent they relate to trade secrets. All other provisions survive to the extent necessary to enforce rights that arose during employment. The parties acknowledge that Vermont takes a covenant's stated term literally — in the leading single-county case the restrictions were at an end after five years (Vermont Electric Supply Co. v. Andrus, 132 Vt. 195, 199, 315 A.2d 456, 458 (1974)) — so each covenant's duration is stated in Cover Terms and no covenant is intended to revive after its stated term has run.</w:t>
+        <w:t xml:space="preserve">Each restrictive covenant in this agreement survives the termination of Employee's employment for the Restricted Period specified in Cover Terms. Obligations under the Confidential Information and Trade Secret Protection section survive indefinitely to the extent they relate to trade secrets. All other provisions survive to the extent necessary to enforce rights that arose during employment. Each covenant's duration is stated in Cover Terms, and no covenant is intended to revive after its stated term has run.</w:t>
       </w:r>
     </w:p>
     <w:p>
@@ -2033,7 +2033,7 @@
         <w:ind w:left="720"/>
       </w:pPr>
       <w:r>
-        <w:t xml:space="preserve">Employee may not assign this agreement or any rights or obligations under it. Employer may assign this agreement to any affiliate, successor, or acquirer of all or substantially all of Employer's business or assets. This agreement is binding on and inures to the benefit of the parties and their respective heirs, successors, and permitted assigns. The parties include this express assignment and successor language because Vermont treats a restrictive covenant as a distinct, negotiated term rather than an automatic incident of a transaction (Miller v. Flegenheimer, 2016 VT 125, ¶ 21, 203 Vt. 620, 161 A.3d 524); a covenant's transfer in any sale should be papered explicitly, and the enforcing business inherits the Andrus reasonableness analysis re-measured against its own actual market. Where a covenant is ancillary to the sale of a business, Vermont gives it more breathing room on duration and geography when it is supported by dedicated transaction consideration and sized to the acquired goodwill: a five-year, twenty-five-mile covenant delivered at closing with consideration paid for the covenant alone was reasonable as to time and place (Fine Foods, Inc. v. Dahlin, 147 Vt. 599, 523 A.2d 1228 (1986)), and a five-year covenant with dedicated consideration is treated as a bargained-for transaction asset (Foti Fuels, Inc. v. Kurrle Corp., 2013 VT 111, 195 Vt. 524, 90 A.3d 885).</w:t>
+        <w:t xml:space="preserve">Employee may not assign this agreement or any rights or obligations under it. Employer may assign this agreement to any affiliate, successor, or acquirer of all or substantially all of Employer's business or assets. This agreement is binding on and inures to the benefit of the parties and their respective heirs, successors, and permitted assigns. The parties intend that any transfer of a covenant in connection with a sale of Employer's business be stated expressly in the transaction documents.</w:t>
       </w:r>
     </w:p>
     <w:p>
@@ -2062,7 +2062,7 @@
         <w:ind w:left="720"/>
       </w:pPr>
       <w:r>
-        <w:t xml:space="preserve">This agreement is governed by the law listed in Cover Terms. Where Vermont law governs, the enforceability of each restrictive covenant is determined under the common-law reasonableness rule of Vermont Electric Supply Co. v. Andrus and its progeny; there is no general Vermont non-compete statute and no statutory safe harbor, so each covenant is drafted to survive the holistic reasonableness analysis rather than to escape it. The parties further acknowledge two categorical Vermont bars that no drafting can cure: a school of barbering or cosmetology may not require a covenant not to compete as a condition of training for licensure (26 V.S.A. § 281(c)), and a partnership, shareholders, operating, or employment agreement may not restrict a lawyer's right to practice after termination of the relationship, except concerning retirement benefits, nor may a restriction on a lawyer's right to practice be part of the settlement of a client controversy (Vt. R. Prof. Conduct 5.6). Disputes will be resolved in the courts of the Governing Law state, subject to non-waivable rights under applicable law. The parties intend that the governing-law and venue choices match where Employee actually lives and works.</w:t>
+        <w:t xml:space="preserve">This agreement is governed by the law listed in Cover Terms. This agreement does not impose a covenant not to compete as a condition of a barbering or cosmetology school's training for licensure, and it does not restrict a lawyer's right to practice after termination of the relationship except as to benefits upon retirement, nor make any restriction on a lawyer's right to practice part of the settlement of a client controversy. Disputes will be resolved in the courts of the Governing Law state, subject to non-waivable rights under applicable law. The parties intend that the governing-law and venue choices match where Employee actually lives and works.</w:t>
       </w:r>
     </w:p>
     <w:p>
@@ -2091,7 +2091,7 @@
         <w:ind w:left="720"/>
       </w:pPr>
       <w:r>
-        <w:t xml:space="preserve">This agreement constitutes the entire agreement between the parties regarding its subject matter and supersedes all prior agreements, understandings, and negotiations on this subject. The parties confirm that every covenant term — duration, geography, scope, and consideration — is closed in this agreement rather than deferred to a side understanding, because in Vermont leaving material covenant terms open, including whether a deal carries a non-compete at all, can defeat contract formation (Miller v. Flegenheimer, 2016 VT 125, ¶ 21, 203 Vt. 620, 161 A.3d 524). This agreement may be amended only in writing signed by both parties. A party's failure to enforce any provision does not waive that party's right to enforce it later. This agreement may be executed in counterparts, including by electronic signature, each of which is an original.</w:t>
+        <w:t xml:space="preserve">This agreement constitutes the entire agreement between the parties regarding its subject matter and supersedes all prior agreements, understandings, and negotiations on this subject. The parties confirm that every covenant term — duration, geography, scope, and consideration — is stated in this agreement rather than deferred to a side understanding. This agreement may be amended only in writing signed by both parties. A party's failure to enforce any provision does not waive that party's right to enforce it later. This agreement may be executed in counterparts, including by electronic signature, each of which is an original.</w:t>
       </w:r>
     </w:p>
     <w:p>

--- a/templates/openagreements-cc-by-4.0/openagreements-restrictive-covenant-vermont/template.fill.docx
+++ b/templates/openagreements-cc-by-4.0/openagreements-restrictive-covenant-vermont/template.fill.docx
@@ -1319,7 +1319,7 @@
         <w:t xml:space="preserve">“Protected Interests”</w:t>
       </w:r>
       <w:r>
-        <w:t xml:space="preserve"> means Employer's Confidential Information, Employer's trade secrets as defined by the Vermont Trade Secrets Act (9 V.S.A. §§ 4601–4609), and Employer's goodwill in its customer, vendor, referral-source, and business-partner relationships, but not Employer's interest in avoiding ordinary competition.</w:t>
+        <w:t xml:space="preserve"> means Employer's Confidential Information and Trade Secrets and Employer's goodwill in its customer, vendor, referral-source, and business-partner relationships.</w:t>
       </w:r>
     </w:p>
     <w:p>
@@ -1403,7 +1403,7 @@
         <w:t xml:space="preserve">“Trade Secrets”</w:t>
       </w:r>
       <w:r>
-        <w:t xml:space="preserve"> has the meaning given to "trade secret" in the Vermont Trade Secrets Act, 9 V.S.A. §§ 4601–4609.</w:t>
+        <w:t xml:space="preserve"> means information that qualifies as a trade secret under applicable law.</w:t>
       </w:r>
     </w:p>
     <w:p>
@@ -1432,7 +1432,7 @@
         <w:ind w:left="720"/>
       </w:pPr>
       <w:r>
-        <w:t xml:space="preserve">Employer and Employee acknowledge that each restrictive covenant in this agreement is intended to protect one or more of Employer's Protected Interests and to impose no restraint greater than is required for that protection. The parties acknowledge that each covenant is meant to guard Employer's Confidential Information, trade secrets, and customer goodwill and not to eliminate ordinary competition, and that Employer would not provide Employee with access to these Protected Interests absent the protections in this agreement. Each covenant is intended to be reasonable in time, territory, and scope, to impose no undue hardship on Employee, and to cause no injury to the public.</w:t>
+        <w:t xml:space="preserve">Employer and Employee acknowledge that each restrictive covenant in this agreement protects one or more of Employer's Protected Interests. Employer would not provide Employee with access to these Protected Interests absent the protections in this agreement. Each covenant is limited to the time, territory, and scope stated in this agreement.</w:t>
       </w:r>
     </w:p>
     <w:p>
@@ -1461,7 +1461,7 @@
         <w:ind w:left="720"/>
       </w:pPr>
       <w:r>
-        <w:t xml:space="preserve">The parties acknowledge that this agreement is supported by adequate consideration. If Employee is an existing at-will employee, the parties agree that continued employment alone is sufficient consideration to support the covenants in this agreement; no separate payment, raise, or promotion is required. If this agreement is signed at the outset of employment, the offer and commencement of employment is the consideration. Employee acknowledges having had the opportunity to consult with independent legal counsel before signing this agreement. Employee acknowledges that the restrictions in this agreement are reasonable and necessary to protect Employer's Protected Interests, and that adequate consideration establishes only that the covenants are supported, not that they are reasonable — each covenant must independently be reasonable in time, territory, and scope. This agreement is effective as of the Effective Date listed in Cover Terms.</w:t>
+        <w:t xml:space="preserve">This agreement is supported by Employee's continued employment or, if signed at the outset of employment, Employer's offer of employment. Employee acknowledges having had the opportunity to consult with independent legal counsel before signing this agreement. Employee acknowledges that the restrictions in this agreement are appropriate to protect Employer's Protected Interests. This agreement is effective as of the Effective Date listed in Cover Terms.</w:t>
       </w:r>
     </w:p>
     <w:p>
@@ -1582,7 +1582,7 @@
         <w:ind w:left="720"/>
       </w:pPr>
       <w:r>
-        <w:t xml:space="preserve">During the Restricted Period, Employee must not Solicit, recruit, hire, or attempt to hire any Covered Employee. This restriction does not prohibit Employee from providing a professional reference upon request or from hiring a person who responds to a general advertisement not directed specifically at Employer's employees. This covenant reaches only Covered Employees during the Restricted Period and is no broader than necessary to protect Employer's workforce stability and goodwill.</w:t>
+        <w:t xml:space="preserve">During the Restricted Period, Employee must not Solicit, recruit, hire, or attempt to hire any Covered Employee. This restriction does not prohibit Employee from providing a professional reference upon request or from hiring a person who responds to a general advertisement not directed specifically at Employer's employees. This covenant reaches only Covered Employees during the Restricted Period and is limited to the scope needed to protect Employer's workforce stability and goodwill.</w:t>
       </w:r>
     </w:p>
     <w:p>
@@ -1621,7 +1621,7 @@
         <w:ind w:left="720"/>
       </w:pPr>
       <w:r>
-        <w:t xml:space="preserve">During the Restricted Period, Employee must not Solicit the business of any Covered Customer. This covenant reaches only Covered Customers with whom Employee had material contact and is no broader than necessary to protect Employer's goodwill in its customer relationships.</w:t>
+        <w:t xml:space="preserve">During the Restricted Period, Employee must not Solicit the business of any Covered Customer. This covenant reaches only Covered Customers with whom Employee had material contact and is limited to the scope needed to protect Employer's goodwill in its customer relationships.</w:t>
       </w:r>
     </w:p>
     <w:p>
@@ -1660,7 +1660,7 @@
         <w:ind w:left="720"/>
       </w:pPr>
       <w:r>
-        <w:t xml:space="preserve">During the Restricted Period, Employee must not accept, service, or do business with any Covered Customer, regardless of whether Employee or the Covered Customer first initiated contact. This restriction is broader than non-solicitation because it applies even if the Covered Customer approaches Employee; it is limited to the goodwill it protects and reaches only Covered Customers with whom Employee had material contact.</w:t>
+        <w:t xml:space="preserve">During the Restricted Period, Employee must not accept, service, or do business with any Covered Customer with whom Employee had material contact, regardless of who initiates contact.</w:t>
       </w:r>
     </w:p>
     <w:p>
@@ -1699,7 +1699,7 @@
         <w:ind w:left="720"/>
       </w:pPr>
       <w:r>
-        <w:t xml:space="preserve">During the Restricted Period, Employee must not engage in, be employed by, consult for, or have an active ownership interest in any Competitive Business within the Restricted Territory. This covenant exists to protect Employer's Protected Interests — its Confidential Information, trade secrets, and customer goodwill — and not to restrain ordinary competition. The parties intend this covenant to be no greater than is needed to protect Employer's legitimate interest, to impose no undue hardship on Employee, and to cause no injury to the public, with its time and territory sized to Employee's actual role and Employer's actual market and tied to a determinable place. If Employer has identified specific competitors in Cover Terms under Specified Competitors, the parties intend this covenant to be understood and, if necessary, enforced as limited to those named competitors. Passive Public Holdings are permitted.</w:t>
+        <w:t xml:space="preserve">During the Restricted Period, Employee must not engage in, be employed by, consult for, or have an active ownership interest in any Competitive Business within the Restricted Territory. If Specified Competitors are listed in Cover Terms, Competitive Business is limited to those competitors. Passive Public Holdings are permitted.</w:t>
       </w:r>
     </w:p>
     <w:p>
@@ -1738,7 +1738,7 @@
         <w:ind w:left="720"/>
       </w:pPr>
       <w:r>
-        <w:t xml:space="preserve">During the Restricted Period, Employee must not acquire or hold any active ownership interest in, serve as a director, officer, manager, or advisor to, or have material economic participation in any Competitive Business. This restriction primarily targets active or material ownership in private competitors. Because this covenant restrains active roles at and material participation in a Competitive Business, it is drawn no broader than necessary to protect Employer's Protected Interests. Passive Public Holdings are permitted.</w:t>
+        <w:t xml:space="preserve">During the Restricted Period, Employee must not acquire or hold any active ownership interest in, serve as a director, officer, manager, or advisor to, or have material economic participation in any Competitive Business. Passive Public Holdings are permitted.</w:t>
       </w:r>
     </w:p>
     <w:p>
@@ -1776,6 +1776,11 @@
       </w:r>
     </w:p>
     <w:p>
+      <w:r>
+        <w:t xml:space="preserve">{IF worker_is_physician}</w:t>
+      </w:r>
+    </w:p>
+    <w:p>
       <w:pPr>
         <w:pStyle w:val="OABody"/>
         <w:keepNext/>
@@ -1801,7 +1806,12 @@
         <w:ind w:left="720"/>
       </w:pPr>
       <w:r>
-        <w:t xml:space="preserve">If Employee is a licensed healthcare professional, any covenant in this agreement restraining Employee from practicing is intended to use a narrow radius and a short term to preserve patient access and continuity of care, and applies only to the extent it is reasonable in time, territory, and scope.</w:t>
+        <w:t xml:space="preserve">No covenant in this agreement restricts a licensed healthcare professional from practicing beyond the Restricted Period or outside the Restricted Territory stated in Cover Terms.</w:t>
+      </w:r>
+    </w:p>
+    <w:p>
+      <w:r>
+        <w:t xml:space="preserve">{END-IF}</w:t>
       </w:r>
     </w:p>
     <w:p>
@@ -1888,7 +1898,7 @@
         <w:ind w:left="720"/>
       </w:pPr>
       <w:r>
-        <w:t xml:space="preserve">If Employee breaches any restrictive covenant in this agreement, the parties intend that the Restricted Period for that covenant be extended by one day for each day of the breach, so that the full duration of the restriction runs from the date the breach ends. Any such extension is itself a restraint, is limited to what remains reasonable in time, and is not intended to be open-ended or indefinite.</w:t>
+        <w:t xml:space="preserve">If Employee breaches any restrictive covenant in this agreement, the Restricted Period for that covenant is extended by one day for each day the breach continues. The extension may not exceed the number of days during which the breach continued.</w:t>
       </w:r>
     </w:p>
     <w:p>
@@ -1946,7 +1956,7 @@
         <w:ind w:left="720"/>
       </w:pPr>
       <w:r>
-        <w:t xml:space="preserve">If any provision of this agreement is found to be unenforceable, the remaining provisions remain in full force and effect. Each restrictive covenant in this agreement is intended to be independently enforceable, so that a court's refusal to enforce one covenant does not affect the others.</w:t>
+        <w:t xml:space="preserve">If any provision of this agreement is found to be unenforceable, the remaining provisions remain in full force and effect.</w:t>
       </w:r>
     </w:p>
     <w:p>
@@ -1965,7 +1975,7 @@
           <w:b/>
           <w:bCs/>
         </w:rPr>
-        <w:t xml:space="preserve">Reformation</w:t>
+        <w:t xml:space="preserve">Survival and Expiration of Each Covenant</w:t>
       </w:r>
     </w:p>
     <w:p>
@@ -1975,7 +1985,7 @@
         <w:ind w:left="720"/>
       </w:pPr>
       <w:r>
-        <w:t xml:space="preserve">Each restrictive covenant in this agreement is drawn as a tiered, severable, reasonable restraint sized to the Protected Interests and is intended to be enforceable as written. If any restraint is nonetheless found overbroad, Employer requests that the covenant be enforced to the extent reasonable to the degree Vermont law permits.</w:t>
+        <w:t xml:space="preserve">Each restrictive covenant in this agreement survives the termination of Employee's employment for the Restricted Period specified in Cover Terms. Obligations under the Confidential Information and Trade Secret Protection section survive indefinitely to the extent they relate to trade secrets. All other provisions survive to the extent necessary to enforce rights that arose during employment. Each covenant's duration is stated in Cover Terms, and no covenant is intended to revive after its stated term has run.</w:t>
       </w:r>
     </w:p>
     <w:p>
@@ -1994,7 +2004,7 @@
           <w:b/>
           <w:bCs/>
         </w:rPr>
-        <w:t xml:space="preserve">Survival and Expiration of Each Covenant</w:t>
+        <w:t xml:space="preserve">Assignment and Successors</w:t>
       </w:r>
     </w:p>
     <w:p>
@@ -2004,7 +2014,7 @@
         <w:ind w:left="720"/>
       </w:pPr>
       <w:r>
-        <w:t xml:space="preserve">Each restrictive covenant in this agreement survives the termination of Employee's employment for the Restricted Period specified in Cover Terms. Obligations under the Confidential Information and Trade Secret Protection section survive indefinitely to the extent they relate to trade secrets. All other provisions survive to the extent necessary to enforce rights that arose during employment. Each covenant's duration is stated in Cover Terms, and no covenant is intended to revive after its stated term has run.</w:t>
+        <w:t xml:space="preserve">Employee may not assign this agreement or any rights or obligations under it. Employer may assign this agreement to any affiliate, successor, or acquirer of all or substantially all of Employer's business or assets. Employer may assign this agreement to a successor in connection with a sale of its business. This agreement is binding on and inures to the benefit of the parties and their respective heirs, successors, and permitted assigns.</w:t>
       </w:r>
     </w:p>
     <w:p>
@@ -2023,7 +2033,7 @@
           <w:b/>
           <w:bCs/>
         </w:rPr>
-        <w:t xml:space="preserve">Assignment and Successors</w:t>
+        <w:t xml:space="preserve">Governing Law, Venue, and Dispute Process</w:t>
       </w:r>
     </w:p>
     <w:p>
@@ -2033,7 +2043,7 @@
         <w:ind w:left="720"/>
       </w:pPr>
       <w:r>
-        <w:t xml:space="preserve">Employee may not assign this agreement or any rights or obligations under it. Employer may assign this agreement to any affiliate, successor, or acquirer of all or substantially all of Employer's business or assets. This agreement is binding on and inures to the benefit of the parties and their respective heirs, successors, and permitted assigns. The parties intend that any transfer of a covenant in connection with a sale of Employer's business be stated expressly in the transaction documents.</w:t>
+        <w:t xml:space="preserve">This agreement is governed by the law listed in Cover Terms. This agreement does not impose a covenant not to compete as a condition of a barbering or cosmetology school's training for licensure, and it does not restrict a lawyer's right to practice after termination of the relationship except as to benefits upon retirement, nor make any restriction on a lawyer's right to practice part of the settlement of a client controversy. Disputes will be resolved in the courts of the Governing Law state, subject to non-waivable rights under applicable law.</w:t>
       </w:r>
     </w:p>
     <w:p>
@@ -2052,7 +2062,7 @@
           <w:b/>
           <w:bCs/>
         </w:rPr>
-        <w:t xml:space="preserve">Governing Law, Venue, and Dispute Process</w:t>
+        <w:t xml:space="preserve">Entire Agreement, Amendment, Waiver, and Electronic Signatures</w:t>
       </w:r>
     </w:p>
     <w:p>
@@ -2062,36 +2072,7 @@
         <w:ind w:left="720"/>
       </w:pPr>
       <w:r>
-        <w:t xml:space="preserve">This agreement is governed by the law listed in Cover Terms. This agreement does not impose a covenant not to compete as a condition of a barbering or cosmetology school's training for licensure, and it does not restrict a lawyer's right to practice after termination of the relationship except as to benefits upon retirement, nor make any restriction on a lawyer's right to practice part of the settlement of a client controversy. Disputes will be resolved in the courts of the Governing Law state, subject to non-waivable rights under applicable law. The parties intend that the governing-law and venue choices match where Employee actually lives and works.</w:t>
-      </w:r>
-    </w:p>
-    <w:p>
-      <w:pPr>
-        <w:pStyle w:val="OABody"/>
-        <w:keepNext/>
-        <w:numPr>
-          <w:ilvl w:val="0"/>
-          <w:numId w:val="1"/>
-        </w:numPr>
-        <w:spacing w:before="320" w:after="120" w:line="340" w:lineRule="auto"/>
-        <w:jc w:val="left"/>
-      </w:pPr>
-      <w:r>
-        <w:rPr>
-          <w:b/>
-          <w:bCs/>
-        </w:rPr>
-        <w:t xml:space="preserve">Entire Agreement, Amendment, Waiver, and Electronic Signatures</w:t>
-      </w:r>
-    </w:p>
-    <w:p>
-      <w:pPr>
-        <w:pStyle w:val="OABody"/>
-        <w:spacing w:before="0" w:after="120" w:line="340" w:lineRule="auto"/>
-        <w:ind w:left="720"/>
-      </w:pPr>
-      <w:r>
-        <w:t xml:space="preserve">This agreement constitutes the entire agreement between the parties regarding its subject matter and supersedes all prior agreements, understandings, and negotiations on this subject. The parties confirm that every covenant term — duration, geography, scope, and consideration — is stated in this agreement rather than deferred to a side understanding. This agreement may be amended only in writing signed by both parties. A party's failure to enforce any provision does not waive that party's right to enforce it later. This agreement may be executed in counterparts, including by electronic signature, each of which is an original.</w:t>
+        <w:t xml:space="preserve">This agreement constitutes the entire agreement between the parties regarding its subject matter and supersedes all prior agreements, understandings, and negotiations on this subject. This agreement may be amended only in writing signed by both parties. A party's failure to enforce any provision does not waive that party's right to enforce it later. This agreement may be executed in counterparts, including by electronic signature, each of which is an original.</w:t>
       </w:r>
     </w:p>
     <w:p>

--- a/templates/openagreements-cc-by-4.0/openagreements-restrictive-covenant-vermont/template.fill.docx
+++ b/templates/openagreements-cc-by-4.0/openagreements-restrictive-covenant-vermont/template.fill.docx
@@ -1461,7 +1461,7 @@
         <w:ind w:left="720"/>
       </w:pPr>
       <w:r>
-        <w:t xml:space="preserve">This agreement is supported by Employee's continued employment or, if signed at the outset of employment, Employer's offer of employment. Employee acknowledges having had the opportunity to consult with independent legal counsel before signing this agreement. Employee acknowledges that the restrictions in this agreement are appropriate to protect Employer's Protected Interests. This agreement is effective as of the Effective Date listed in Cover Terms.</w:t>
+        <w:t xml:space="preserve">This agreement is supported by Employee's continued employment or, if signed at the outset of employment, Employer's offer of employment. Employee acknowledges having had the opportunity to consult with independent legal counsel before signing this agreement. Employee acknowledges that the restrictions in this agreement are reasonable and necessary to protect Employer's Protected Interests. This agreement is effective as of the Effective Date listed in Cover Terms.</w:t>
       </w:r>
     </w:p>
     <w:p>
@@ -1582,7 +1582,7 @@
         <w:ind w:left="720"/>
       </w:pPr>
       <w:r>
-        <w:t xml:space="preserve">During the Restricted Period, Employee must not Solicit, recruit, hire, or attempt to hire any Covered Employee. This restriction does not prohibit Employee from providing a professional reference upon request or from hiring a person who responds to a general advertisement not directed specifically at Employer's employees. This covenant reaches only Covered Employees during the Restricted Period and is limited to the scope needed to protect Employer's workforce stability and goodwill.</w:t>
+        <w:t xml:space="preserve">During the Restricted Period, Employee must not Solicit, recruit, hire, or attempt to hire any Covered Employee. This restriction does not prohibit Employee from providing a professional reference upon request or from hiring a person who responds to a general advertisement not directed specifically at Employer's employees. This covenant reaches only Covered Employees during the Restricted Period and is no broader than necessary to protect Employer's workforce stability and goodwill.</w:t>
       </w:r>
     </w:p>
     <w:p>
@@ -1621,7 +1621,7 @@
         <w:ind w:left="720"/>
       </w:pPr>
       <w:r>
-        <w:t xml:space="preserve">During the Restricted Period, Employee must not Solicit the business of any Covered Customer. This covenant reaches only Covered Customers with whom Employee had material contact and is limited to the scope needed to protect Employer's goodwill in its customer relationships.</w:t>
+        <w:t xml:space="preserve">During the Restricted Period, Employee must not Solicit the business of any Covered Customer. This covenant reaches only Covered Customers with whom Employee had material contact and is no broader than necessary to protect Employer's goodwill in its customer relationships.</w:t>
       </w:r>
     </w:p>
     <w:p>
@@ -1985,7 +1985,7 @@
         <w:ind w:left="720"/>
       </w:pPr>
       <w:r>
-        <w:t xml:space="preserve">Each restrictive covenant in this agreement survives the termination of Employee's employment for the Restricted Period specified in Cover Terms. Obligations under the Confidential Information and Trade Secret Protection section survive indefinitely to the extent they relate to trade secrets. All other provisions survive to the extent necessary to enforce rights that arose during employment. Each covenant's duration is stated in Cover Terms, and no covenant is intended to revive after its stated term has run.</w:t>
+        <w:t xml:space="preserve">Each restrictive covenant in this agreement survives the termination of Employee's employment for the Restricted Period specified in Cover Terms. Obligations under the Confidential Information and Trade Secret Protection section survive for the Trade Secrets Duration specified in Cover Terms to the extent they relate to trade secrets, and for the Other Confidential Information Duration specified in Cover Terms for other Confidential Information. All other provisions survive to the extent necessary to enforce rights that arose during employment. Each covenant's duration is stated in Cover Terms, and no covenant is intended to revive after its stated term has run.</w:t>
       </w:r>
     </w:p>
     <w:p>

--- a/templates/openagreements-cc-by-4.0/openagreements-restrictive-covenant-vermont/template.fill.docx
+++ b/templates/openagreements-cc-by-4.0/openagreements-restrictive-covenant-vermont/template.fill.docx
@@ -3124,169 +3124,79 @@
 
 <file path=word/header1.xml><?xml version="1.0" encoding="utf-8"?>
 <w:hdr xmlns:w="http://schemas.openxmlformats.org/wordprocessingml/2006/main" xmlns:r="http://schemas.openxmlformats.org/officeDocument/2006/relationships">
-  <w:tbl>
-    <w:tblPr>
-      <w:tblW w:w="10080" w:type="dxa"/>
-      <w:tblBorders>
-        <w:top w:val="none" w:sz="0" w:space="0" w:color="auto"/>
-        <w:left w:val="none" w:sz="0" w:space="0" w:color="auto"/>
+  <w:p>
+    <w:pPr>
+      <w:pBdr>
         <w:bottom w:val="single" w:sz="8" w:space="0" w:color="107087"/>
-        <w:right w:val="none" w:sz="0" w:space="0" w:color="auto"/>
-        <w:insideH w:val="none" w:sz="0" w:space="0" w:color="auto"/>
-        <w:insideV w:val="none" w:sz="0" w:space="0" w:color="auto"/>
-      </w:tblBorders>
-      <w:tblLayout w:type="fixed"/>
-    </w:tblPr>
-    <w:tblGrid>
-      <w:gridCol w:w="10080"/>
-    </w:tblGrid>
-    <w:tr>
-      <w:tc>
-        <w:tcPr>
-          <w:tcW w:w="10080" w:type="dxa"/>
-          <w:tcBorders>
-            <w:bottom w:val="single" w:sz="8" w:space="0" w:color="107087"/>
-          </w:tcBorders>
-          <w:tcMar>
-            <w:top w:w="0" w:type="dxa"/>
-            <w:left w:w="0" w:type="dxa"/>
-            <w:bottom w:w="40" w:type="dxa"/>
-            <w:right w:w="0" w:type="dxa"/>
-          </w:tcMar>
-        </w:tcPr>
-        <w:p>
-          <w:pPr>
-            <w:spacing w:after="0"/>
-            <w:jc w:val="right"/>
-          </w:pPr>
-          <w:r>
-            <w:rPr>
-              <w:rFonts w:ascii="Arial" w:hAnsi="Arial" w:cs="Arial"/>
-              <w:b/>
-              <w:bCs/>
-              <w:caps/>
-              <w:color w:val="107087"/>
-              <w:sz w:val="18"/>
-              <w:szCs w:val="18"/>
-            </w:rPr>
-            <w:t xml:space="preserve">Cover Terms</w:t>
-          </w:r>
-        </w:p>
-      </w:tc>
-    </w:tr>
-  </w:tbl>
+      </w:pBdr>
+      <w:spacing w:after="0"/>
+      <w:jc w:val="right"/>
+    </w:pPr>
+    <w:r>
+      <w:rPr>
+        <w:rFonts w:ascii="Arial" w:hAnsi="Arial" w:cs="Arial"/>
+        <w:b/>
+        <w:bCs/>
+        <w:caps/>
+        <w:color w:val="107087"/>
+        <w:sz w:val="18"/>
+        <w:szCs w:val="18"/>
+      </w:rPr>
+      <w:t xml:space="preserve">Cover Terms</w:t>
+    </w:r>
+  </w:p>
 </w:hdr>
 </file>
 
 <file path=word/header2.xml><?xml version="1.0" encoding="utf-8"?>
 <w:hdr xmlns:w="http://schemas.openxmlformats.org/wordprocessingml/2006/main" xmlns:r="http://schemas.openxmlformats.org/officeDocument/2006/relationships">
-  <w:tbl>
-    <w:tblPr>
-      <w:tblW w:w="10080" w:type="dxa"/>
-      <w:tblBorders>
-        <w:top w:val="none" w:sz="0" w:space="0" w:color="auto"/>
-        <w:left w:val="none" w:sz="0" w:space="0" w:color="auto"/>
+  <w:p>
+    <w:pPr>
+      <w:pBdr>
         <w:bottom w:val="single" w:sz="8" w:space="0" w:color="107087"/>
-        <w:right w:val="none" w:sz="0" w:space="0" w:color="auto"/>
-        <w:insideH w:val="none" w:sz="0" w:space="0" w:color="auto"/>
-        <w:insideV w:val="none" w:sz="0" w:space="0" w:color="auto"/>
-      </w:tblBorders>
-      <w:tblLayout w:type="fixed"/>
-    </w:tblPr>
-    <w:tblGrid>
-      <w:gridCol w:w="10080"/>
-    </w:tblGrid>
-    <w:tr>
-      <w:tc>
-        <w:tcPr>
-          <w:tcW w:w="10080" w:type="dxa"/>
-          <w:tcBorders>
-            <w:bottom w:val="single" w:sz="8" w:space="0" w:color="107087"/>
-          </w:tcBorders>
-          <w:tcMar>
-            <w:top w:w="0" w:type="dxa"/>
-            <w:left w:w="0" w:type="dxa"/>
-            <w:bottom w:w="40" w:type="dxa"/>
-            <w:right w:w="0" w:type="dxa"/>
-          </w:tcMar>
-        </w:tcPr>
-        <w:p>
-          <w:pPr>
-            <w:spacing w:after="0"/>
-            <w:jc w:val="right"/>
-          </w:pPr>
-          <w:r>
-            <w:rPr>
-              <w:rFonts w:ascii="Arial" w:hAnsi="Arial" w:cs="Arial"/>
-              <w:b/>
-              <w:bCs/>
-              <w:caps/>
-              <w:color w:val="107087"/>
-              <w:sz w:val="18"/>
-              <w:szCs w:val="18"/>
-            </w:rPr>
-            <w:t xml:space="preserve">Standard Terms</w:t>
-          </w:r>
-        </w:p>
-      </w:tc>
-    </w:tr>
-  </w:tbl>
+      </w:pBdr>
+      <w:spacing w:after="0"/>
+      <w:jc w:val="right"/>
+    </w:pPr>
+    <w:r>
+      <w:rPr>
+        <w:rFonts w:ascii="Arial" w:hAnsi="Arial" w:cs="Arial"/>
+        <w:b/>
+        <w:bCs/>
+        <w:caps/>
+        <w:color w:val="107087"/>
+        <w:sz w:val="18"/>
+        <w:szCs w:val="18"/>
+      </w:rPr>
+      <w:t xml:space="preserve">Standard Terms</w:t>
+    </w:r>
+  </w:p>
 </w:hdr>
 </file>
 
 <file path=word/header3.xml><?xml version="1.0" encoding="utf-8"?>
 <w:hdr xmlns:w="http://schemas.openxmlformats.org/wordprocessingml/2006/main" xmlns:r="http://schemas.openxmlformats.org/officeDocument/2006/relationships">
-  <w:tbl>
-    <w:tblPr>
-      <w:tblW w:w="10080" w:type="dxa"/>
-      <w:tblBorders>
-        <w:top w:val="none" w:sz="0" w:space="0" w:color="auto"/>
-        <w:left w:val="none" w:sz="0" w:space="0" w:color="auto"/>
+  <w:p>
+    <w:pPr>
+      <w:pBdr>
         <w:bottom w:val="single" w:sz="8" w:space="0" w:color="107087"/>
-        <w:right w:val="none" w:sz="0" w:space="0" w:color="auto"/>
-        <w:insideH w:val="none" w:sz="0" w:space="0" w:color="auto"/>
-        <w:insideV w:val="none" w:sz="0" w:space="0" w:color="auto"/>
-      </w:tblBorders>
-      <w:tblLayout w:type="fixed"/>
-    </w:tblPr>
-    <w:tblGrid>
-      <w:gridCol w:w="10080"/>
-    </w:tblGrid>
-    <w:tr>
-      <w:tc>
-        <w:tcPr>
-          <w:tcW w:w="10080" w:type="dxa"/>
-          <w:tcBorders>
-            <w:bottom w:val="single" w:sz="8" w:space="0" w:color="107087"/>
-          </w:tcBorders>
-          <w:tcMar>
-            <w:top w:w="0" w:type="dxa"/>
-            <w:left w:w="0" w:type="dxa"/>
-            <w:bottom w:w="40" w:type="dxa"/>
-            <w:right w:w="0" w:type="dxa"/>
-          </w:tcMar>
-        </w:tcPr>
-        <w:p>
-          <w:pPr>
-            <w:spacing w:after="0"/>
-            <w:jc w:val="right"/>
-          </w:pPr>
-          <w:r>
-            <w:rPr>
-              <w:rFonts w:ascii="Arial" w:hAnsi="Arial" w:cs="Arial"/>
-              <w:b/>
-              <w:bCs/>
-              <w:caps/>
-              <w:color w:val="107087"/>
-              <w:sz w:val="18"/>
-              <w:szCs w:val="18"/>
-            </w:rPr>
-            <w:t xml:space="preserve">Signature Page</w:t>
-          </w:r>
-        </w:p>
-      </w:tc>
-    </w:tr>
-  </w:tbl>
+      </w:pBdr>
+      <w:spacing w:after="0"/>
+      <w:jc w:val="right"/>
+    </w:pPr>
+    <w:r>
+      <w:rPr>
+        <w:rFonts w:ascii="Arial" w:hAnsi="Arial" w:cs="Arial"/>
+        <w:b/>
+        <w:bCs/>
+        <w:caps/>
+        <w:color w:val="107087"/>
+        <w:sz w:val="18"/>
+        <w:szCs w:val="18"/>
+      </w:rPr>
+      <w:t xml:space="preserve">Signature Page</w:t>
+    </w:r>
+  </w:p>
 </w:hdr>
 </file>
 

--- a/templates/openagreements-cc-by-4.0/openagreements-restrictive-covenant-vermont/template.fill.docx
+++ b/templates/openagreements-cc-by-4.0/openagreements-restrictive-covenant-vermont/template.fill.docx
@@ -339,7 +339,7 @@
                 <w:rFonts w:ascii="Arial" w:hAnsi="Arial" w:cs="Arial"/>
                 <w:i/>
                 <w:iCs/>
-                <w:color w:val="494A4B"/>
+                <w:color w:val="1D2021"/>
                 <w:sz w:val="21"/>
                 <w:szCs w:val="21"/>
               </w:rPr>
@@ -363,7 +363,7 @@
                 <w:rFonts w:ascii="Arial" w:hAnsi="Arial" w:cs="Arial"/>
                 <w:i/>
                 <w:iCs/>
-                <w:color w:val="494A4B"/>
+                <w:color w:val="1D2021"/>
                 <w:sz w:val="21"/>
                 <w:szCs w:val="21"/>
                 <w:highlight w:val="yellow"/>
@@ -390,7 +390,7 @@
                 <w:rFonts w:ascii="Arial" w:hAnsi="Arial" w:cs="Arial"/>
                 <w:i/>
                 <w:iCs/>
-                <w:color w:val="494A4B"/>
+                <w:color w:val="1D2021"/>
                 <w:sz w:val="21"/>
                 <w:szCs w:val="21"/>
               </w:rPr>
@@ -414,7 +414,7 @@
                 <w:rFonts w:ascii="Arial" w:hAnsi="Arial" w:cs="Arial"/>
                 <w:i/>
                 <w:iCs/>
-                <w:color w:val="494A4B"/>
+                <w:color w:val="1D2021"/>
                 <w:sz w:val="21"/>
                 <w:szCs w:val="21"/>
                 <w:highlight w:val="yellow"/>
@@ -478,7 +478,7 @@
                 <w:rFonts w:ascii="Arial" w:hAnsi="Arial" w:cs="Arial"/>
                 <w:i/>
                 <w:iCs/>
-                <w:color w:val="494A4B"/>
+                <w:color w:val="1D2021"/>
                 <w:sz w:val="21"/>
                 <w:szCs w:val="21"/>
               </w:rPr>
@@ -502,7 +502,7 @@
                 <w:rFonts w:ascii="Arial" w:hAnsi="Arial" w:cs="Arial"/>
                 <w:i/>
                 <w:iCs/>
-                <w:color w:val="494A4B"/>
+                <w:color w:val="1D2021"/>
                 <w:sz w:val="21"/>
                 <w:szCs w:val="21"/>
                 <w:highlight w:val="yellow"/>
@@ -569,7 +569,7 @@
                 <w:rFonts w:ascii="Arial" w:hAnsi="Arial" w:cs="Arial"/>
                 <w:i/>
                 <w:iCs/>
-                <w:color w:val="494A4B"/>
+                <w:color w:val="1D2021"/>
                 <w:sz w:val="21"/>
                 <w:szCs w:val="21"/>
               </w:rPr>
@@ -593,7 +593,7 @@
                 <w:rFonts w:ascii="Arial" w:hAnsi="Arial" w:cs="Arial"/>
                 <w:i/>
                 <w:iCs/>
-                <w:color w:val="494A4B"/>
+                <w:color w:val="1D2021"/>
                 <w:sz w:val="21"/>
                 <w:szCs w:val="21"/>
                 <w:highlight w:val="yellow"/>
@@ -660,7 +660,7 @@
                 <w:rFonts w:ascii="Arial" w:hAnsi="Arial" w:cs="Arial"/>
                 <w:i/>
                 <w:iCs/>
-                <w:color w:val="494A4B"/>
+                <w:color w:val="1D2021"/>
                 <w:sz w:val="21"/>
                 <w:szCs w:val="21"/>
               </w:rPr>
@@ -684,7 +684,7 @@
                 <w:rFonts w:ascii="Arial" w:hAnsi="Arial" w:cs="Arial"/>
                 <w:i/>
                 <w:iCs/>
-                <w:color w:val="494A4B"/>
+                <w:color w:val="1D2021"/>
                 <w:sz w:val="21"/>
                 <w:szCs w:val="21"/>
                 <w:highlight w:val="yellow"/>
@@ -717,7 +717,7 @@
                 <w:rFonts w:ascii="Arial" w:hAnsi="Arial" w:cs="Arial"/>
                 <w:i/>
                 <w:iCs/>
-                <w:color w:val="494A4B"/>
+                <w:color w:val="1D2021"/>
                 <w:sz w:val="21"/>
                 <w:szCs w:val="21"/>
               </w:rPr>
@@ -741,7 +741,7 @@
                 <w:rFonts w:ascii="Arial" w:hAnsi="Arial" w:cs="Arial"/>
                 <w:i/>
                 <w:iCs/>
-                <w:color w:val="494A4B"/>
+                <w:color w:val="1D2021"/>
                 <w:sz w:val="21"/>
                 <w:szCs w:val="21"/>
                 <w:highlight w:val="yellow"/>
@@ -774,7 +774,7 @@
                 <w:rFonts w:ascii="Arial" w:hAnsi="Arial" w:cs="Arial"/>
                 <w:i/>
                 <w:iCs/>
-                <w:color w:val="494A4B"/>
+                <w:color w:val="1D2021"/>
                 <w:sz w:val="21"/>
                 <w:szCs w:val="21"/>
               </w:rPr>
@@ -798,7 +798,7 @@
                 <w:rFonts w:ascii="Arial" w:hAnsi="Arial" w:cs="Arial"/>
                 <w:i/>
                 <w:iCs/>
-                <w:color w:val="494A4B"/>
+                <w:color w:val="1D2021"/>
                 <w:sz w:val="21"/>
                 <w:szCs w:val="21"/>
                 <w:highlight w:val="yellow"/>
@@ -831,7 +831,7 @@
                 <w:rFonts w:ascii="Arial" w:hAnsi="Arial" w:cs="Arial"/>
                 <w:i/>
                 <w:iCs/>
-                <w:color w:val="494A4B"/>
+                <w:color w:val="1D2021"/>
                 <w:sz w:val="21"/>
                 <w:szCs w:val="21"/>
               </w:rPr>
@@ -855,7 +855,7 @@
                 <w:rFonts w:ascii="Arial" w:hAnsi="Arial" w:cs="Arial"/>
                 <w:i/>
                 <w:iCs/>
-                <w:color w:val="494A4B"/>
+                <w:color w:val="1D2021"/>
                 <w:sz w:val="21"/>
                 <w:szCs w:val="21"/>
                 <w:highlight w:val="yellow"/>
@@ -922,7 +922,7 @@
                 <w:rFonts w:ascii="Arial" w:hAnsi="Arial" w:cs="Arial"/>
                 <w:i/>
                 <w:iCs/>
-                <w:color w:val="494A4B"/>
+                <w:color w:val="1D2021"/>
                 <w:sz w:val="21"/>
                 <w:szCs w:val="21"/>
               </w:rPr>
@@ -946,7 +946,7 @@
                 <w:rFonts w:ascii="Arial" w:hAnsi="Arial" w:cs="Arial"/>
                 <w:i/>
                 <w:iCs/>
-                <w:color w:val="494A4B"/>
+                <w:color w:val="1D2021"/>
                 <w:sz w:val="21"/>
                 <w:szCs w:val="21"/>
                 <w:highlight w:val="yellow"/>
@@ -1013,7 +1013,7 @@
                 <w:rFonts w:ascii="Arial" w:hAnsi="Arial" w:cs="Arial"/>
                 <w:i/>
                 <w:iCs/>
-                <w:color w:val="494A4B"/>
+                <w:color w:val="1D2021"/>
                 <w:sz w:val="21"/>
                 <w:szCs w:val="21"/>
               </w:rPr>
@@ -1037,7 +1037,7 @@
                 <w:rFonts w:ascii="Arial" w:hAnsi="Arial" w:cs="Arial"/>
                 <w:i/>
                 <w:iCs/>
-                <w:color w:val="494A4B"/>
+                <w:color w:val="1D2021"/>
                 <w:sz w:val="21"/>
                 <w:szCs w:val="21"/>
                 <w:highlight w:val="yellow"/>
@@ -1095,7 +1095,7 @@
                 <w:rFonts w:ascii="Arial" w:hAnsi="Arial" w:cs="Arial"/>
                 <w:i/>
                 <w:iCs/>
-                <w:color w:val="494A4B"/>
+                <w:color w:val="1D2021"/>
                 <w:sz w:val="21"/>
                 <w:szCs w:val="21"/>
               </w:rPr>
@@ -1119,7 +1119,7 @@
                 <w:rFonts w:ascii="Arial" w:hAnsi="Arial" w:cs="Arial"/>
                 <w:i/>
                 <w:iCs/>
-                <w:color w:val="494A4B"/>
+                <w:color w:val="1D2021"/>
                 <w:sz w:val="21"/>
                 <w:szCs w:val="21"/>
                 <w:highlight w:val="yellow"/>

--- a/templates/openagreements-cc-by-4.0/openagreements-restrictive-covenant-vermont/template.fill.docx
+++ b/templates/openagreements-cc-by-4.0/openagreements-restrictive-covenant-vermont/template.fill.docx
@@ -1187,7 +1187,7 @@
         <w:t xml:space="preserve">“Competitive Business”</w:t>
       </w:r>
       <w:r>
-        <w:t xml:space="preserve"> means the business activities described in Cover Terms under Competitive Business.</w:t>
+        <w:t xml:space="preserve"> means a person or entity that engages in the business activities described in Cover Terms under Competitive Business.</w:t>
       </w:r>
     </w:p>
     <w:p>
